--- a/Tailored_CVs/Shinoy_ErasmusTalent_Backend_Engineer_Cloud_Native_DevOps.docx
+++ b/Tailored_CVs/Shinoy_ErasmusTalent_Backend_Engineer_Cloud_Native_DevOps.docx
@@ -70,7 +70,7 @@
           <w:b w:val="0"/>
           <w:sz w:val="19"/>
         </w:rPr>
-        <w:t>I have over eight years of experience working as a QA and automation engineer, focusing on cloud infrastructure, CI/CD pipelines, and backend validation. I build reliable testing frameworks using Java, TypeScript, and Playwright, and I provision environments with AWS and Terraform. I am interested in joining Swisscom in Rotterdam to contribute practical automation and reliability skills to your cloud-native platforms.</w:t>
+        <w:t>I have over eight years of experience building automation frameworks and managing cloud infrastructure for financial clients. My background covers containerization with Docker, setting up CI/CD pipelines, and writing reliable code for cloud-native platforms. I'm based in the Netherlands with a valid EU residence permit and look forward to contributing to the Swisscom DevOps Center team in Rotterdam.</w:t>
       </w:r>
     </w:p>
     <w:p>
@@ -288,7 +288,7 @@
           <w:b w:val="0"/>
           <w:sz w:val="18"/>
         </w:rPr>
-        <w:t>▸ Provisioned underlying test environments and cloud resources using Terraform and AWS to maintain high availability for continuous delivery.</w:t>
+        <w:t>▸ Provisioned test environments and built automated CI/CD pipelines using Terraform, AWS, and Linux to support continuous delivery.</w:t>
       </w:r>
     </w:p>
     <w:p>
@@ -301,7 +301,7 @@
           <w:b w:val="0"/>
           <w:sz w:val="18"/>
         </w:rPr>
-        <w:t>▸ Implemented CI/CD pipelines and scheduled automated regression test builds using Jenkins to support fast feedback loops.</w:t>
+        <w:t>▸ Containerized applications and test environments utilizing Docker to ensure consistency across deployment stages.</w:t>
       </w:r>
     </w:p>
     <w:p>
@@ -314,7 +314,7 @@
           <w:b w:val="0"/>
           <w:sz w:val="18"/>
         </w:rPr>
-        <w:t>▸ Migrated legacy test frameworks to Playwright TypeScript for microservices architectures, improving execution efficiency by 20%.</w:t>
+        <w:t>▸ Migrated and maintained automation frameworks using Java, Selenium, and TypeScript Playwright within microservices architectures.</w:t>
       </w:r>
     </w:p>
     <w:p>
@@ -327,7 +327,7 @@
           <w:b w:val="0"/>
           <w:sz w:val="18"/>
         </w:rPr>
-        <w:t>▸ Executed complex Oracle SQL queries to validate massive datasets and ensure strict data integrity across backend workflows.</w:t>
+        <w:t>▸ Collaborated with international engineering and SRE teams to identify system bottlenecks and improve platform reliability.</w:t>
       </w:r>
     </w:p>
     <w:p>

--- a/Tailored_CVs/Shinoy_ErasmusTalent_Backend_Engineer_Cloud_Native_DevOps.docx
+++ b/Tailored_CVs/Shinoy_ErasmusTalent_Backend_Engineer_Cloud_Native_DevOps.docx
@@ -70,7 +70,7 @@
           <w:b w:val="0"/>
           <w:sz w:val="19"/>
         </w:rPr>
-        <w:t>I have over eight years of experience building automation frameworks and managing cloud infrastructure for financial clients. My background covers containerization with Docker, setting up CI/CD pipelines, and writing reliable code for cloud-native platforms. I'm based in the Netherlands with a valid EU residence permit and look forward to contributing to the Swisscom DevOps Center team in Rotterdam.</w:t>
+        <w:t>I am a QA automation engineer with over eight years of experience building scalable test frameworks and CI/CD pipelines using Java, Selenium, Playwright, AWS, and Terraform. I enjoy working alongside development teams to improve platform reliability and automate operational workflows. I bring solid hands-on cloud and automation experience from working with major financial clients in Europe.</w:t>
       </w:r>
     </w:p>
     <w:p>
@@ -288,7 +288,7 @@
           <w:b w:val="0"/>
           <w:sz w:val="18"/>
         </w:rPr>
-        <w:t>▸ Provisioned test environments and built automated CI/CD pipelines using Terraform, AWS, and Linux to support continuous delivery.</w:t>
+        <w:t>▸ Implemented CI/CD pipelines and scheduled automation regression test builds using Jenkins while provisioning underlying test environments with Terraform and AWS.</w:t>
       </w:r>
     </w:p>
     <w:p>
@@ -301,7 +301,7 @@
           <w:b w:val="0"/>
           <w:sz w:val="18"/>
         </w:rPr>
-        <w:t>▸ Containerized applications and test environments utilizing Docker to ensure consistency across deployment stages.</w:t>
+        <w:t>▸ Containerized test environments using Docker and configured infrastructure for QA environments to support backend reliability.</w:t>
       </w:r>
     </w:p>
     <w:p>
@@ -314,7 +314,7 @@
           <w:b w:val="0"/>
           <w:sz w:val="18"/>
         </w:rPr>
-        <w:t>▸ Migrated and maintained automation frameworks using Java, Selenium, and TypeScript Playwright within microservices architectures.</w:t>
+        <w:t>▸ Migrated automation frameworks for credit workflows within a microservices architecture, boosting execution efficiency by 20%.</w:t>
       </w:r>
     </w:p>
     <w:p>
@@ -327,7 +327,7 @@
           <w:b w:val="0"/>
           <w:sz w:val="18"/>
         </w:rPr>
-        <w:t>▸ Collaborated with international engineering and SRE teams to identify system bottlenecks and improve platform reliability.</w:t>
+        <w:t>▸ Streamlined complex test generation and deployment scripts utilizing AI tools like Gemini Code Assist.</w:t>
       </w:r>
     </w:p>
     <w:p>
